--- a/E-Jarmok_Hlavna_technicka_dokumentacia_v2.docx
+++ b/E-Jarmok_Hlavna_technicka_dokumentacia_v2.docx
@@ -63,7 +63,12 @@
     <w:sdt>
       <w:sdtPr>
         <w:rPr>
-          <w:rFonts w:ascii="Tahoma" w:hAnsi="Tahoma" w:cs="Tahoma"/>
+          <w:rFonts w:ascii="Tahoma" w:eastAsiaTheme="minorEastAsia" w:hAnsi="Tahoma" w:cs="Tahoma"/>
+          <w:b w:val="0"/>
+          <w:bCs w:val="0"/>
+          <w:color w:val="auto"/>
+          <w:sz w:val="22"/>
+          <w:szCs w:val="22"/>
         </w:rPr>
         <w:id w:val="1590808457"/>
         <w:docPartObj>
@@ -73,11 +78,7 @@
       </w:sdtPr>
       <w:sdtEndPr>
         <w:rPr>
-          <w:rFonts w:eastAsiaTheme="minorEastAsia"/>
           <w:noProof/>
-          <w:color w:val="auto"/>
-          <w:sz w:val="22"/>
-          <w:szCs w:val="22"/>
         </w:rPr>
       </w:sdtEndPr>
       <w:sdtContent>
@@ -3850,7 +3851,21 @@
         <w:rPr>
           <w:rFonts w:ascii="Tahoma" w:hAnsi="Tahoma" w:cs="Tahoma"/>
         </w:rPr>
-        <w:t xml:space="preserve"> Externé služby – REST API, Mapbox, </w:t>
+        <w:t xml:space="preserve"> Externé služby – REST API, </w:t>
+      </w:r>
+      <w:proofErr w:type="spellStart"/>
+      <w:r>
+        <w:rPr>
+          <w:rFonts w:ascii="Tahoma" w:hAnsi="Tahoma" w:cs="Tahoma"/>
+        </w:rPr>
+        <w:t>Mapbox</w:t>
+      </w:r>
+      <w:proofErr w:type="spellEnd"/>
+      <w:r>
+        <w:rPr>
+          <w:rFonts w:ascii="Tahoma" w:hAnsi="Tahoma" w:cs="Tahoma"/>
+        </w:rPr>
+        <w:t xml:space="preserve">, </w:t>
       </w:r>
       <w:proofErr w:type="spellStart"/>
       <w:r>
@@ -4914,14 +4929,7 @@
           <w:rStyle w:val="Heading2Char"/>
           <w:rFonts w:ascii="Tahoma" w:hAnsi="Tahoma" w:cs="Tahoma"/>
         </w:rPr>
-        <w:t xml:space="preserve"> a </w:t>
-      </w:r>
-      <w:r>
-        <w:rPr>
-          <w:rStyle w:val="Heading2Char"/>
-          <w:rFonts w:ascii="Tahoma" w:hAnsi="Tahoma" w:cs="Tahoma"/>
-        </w:rPr>
-        <w:t>stack</w:t>
+        <w:t xml:space="preserve"> a stack</w:t>
       </w:r>
       <w:r>
         <w:rPr>
@@ -5330,13 +5338,7 @@
           <w:rFonts w:ascii="Tahoma" w:hAnsi="Tahoma" w:cs="Tahoma"/>
         </w:rPr>
         <w:lastRenderedPageBreak/>
-        <w:t>3.2</w:t>
-      </w:r>
-      <w:r>
-        <w:rPr>
-          <w:rFonts w:ascii="Tahoma" w:hAnsi="Tahoma" w:cs="Tahoma"/>
-        </w:rPr>
-        <w:t>. Mapová funkcionalita</w:t>
+        <w:t>3.2. Mapová funkcionalita</w:t>
       </w:r>
       <w:bookmarkEnd w:id="6"/>
     </w:p>
@@ -5399,7 +5401,35 @@
         <w:rPr>
           <w:rFonts w:ascii="Tahoma" w:hAnsi="Tahoma" w:cs="Tahoma"/>
         </w:rPr>
-        <w:t xml:space="preserve"> rendering, integráciu Draw/Search a moderné API, vhodné pre pokročilé </w:t>
+        <w:t xml:space="preserve"> rendering, integráciu Draw/Search a moderné API, </w:t>
+      </w:r>
+      <w:proofErr w:type="spellStart"/>
+      <w:r>
+        <w:rPr>
+          <w:rFonts w:ascii="Tahoma" w:hAnsi="Tahoma" w:cs="Tahoma"/>
+        </w:rPr>
+        <w:t>vhodné</w:t>
+      </w:r>
+      <w:proofErr w:type="spellEnd"/>
+      <w:r>
+        <w:rPr>
+          <w:rFonts w:ascii="Tahoma" w:hAnsi="Tahoma" w:cs="Tahoma"/>
+        </w:rPr>
+        <w:t xml:space="preserve"> pre </w:t>
+      </w:r>
+      <w:proofErr w:type="spellStart"/>
+      <w:r>
+        <w:rPr>
+          <w:rFonts w:ascii="Tahoma" w:hAnsi="Tahoma" w:cs="Tahoma"/>
+        </w:rPr>
+        <w:t>pokročilé</w:t>
+      </w:r>
+      <w:proofErr w:type="spellEnd"/>
+      <w:r>
+        <w:rPr>
+          <w:rFonts w:ascii="Tahoma" w:hAnsi="Tahoma" w:cs="Tahoma"/>
+        </w:rPr>
+        <w:t xml:space="preserve"> </w:t>
       </w:r>
       <w:proofErr w:type="spellStart"/>
       <w:r>
@@ -5489,13 +5519,7 @@
         <w:rPr>
           <w:rFonts w:ascii="Tahoma" w:hAnsi="Tahoma" w:cs="Tahoma"/>
         </w:rPr>
-        <w:t>3.3</w:t>
-      </w:r>
-      <w:r>
-        <w:rPr>
-          <w:rFonts w:ascii="Tahoma" w:hAnsi="Tahoma" w:cs="Tahoma"/>
-        </w:rPr>
-        <w:t>. Formuláre a validácia</w:t>
+        <w:t>3.3. Formuláre a validácia</w:t>
       </w:r>
       <w:bookmarkEnd w:id="7"/>
     </w:p>
@@ -6040,7 +6064,35 @@
         <w:rPr>
           <w:rFonts w:ascii="Tahoma" w:hAnsi="Tahoma" w:cs="Tahoma"/>
         </w:rPr>
-        <w:t xml:space="preserve"> RHF + Zod poskytuje rýchle a spoľahlivé formuláre s jednoznačnými typmi, znižuje runtime </w:t>
+        <w:t xml:space="preserve"> RHF + Zod poskytuje rýchle a spoľahlivé formuláre s jednoznačnými </w:t>
+      </w:r>
+      <w:proofErr w:type="spellStart"/>
+      <w:r>
+        <w:rPr>
+          <w:rFonts w:ascii="Tahoma" w:hAnsi="Tahoma" w:cs="Tahoma"/>
+        </w:rPr>
+        <w:t>typmi</w:t>
+      </w:r>
+      <w:proofErr w:type="spellEnd"/>
+      <w:r>
+        <w:rPr>
+          <w:rFonts w:ascii="Tahoma" w:hAnsi="Tahoma" w:cs="Tahoma"/>
+        </w:rPr>
+        <w:t xml:space="preserve">, </w:t>
+      </w:r>
+      <w:proofErr w:type="spellStart"/>
+      <w:r>
+        <w:rPr>
+          <w:rFonts w:ascii="Tahoma" w:hAnsi="Tahoma" w:cs="Tahoma"/>
+        </w:rPr>
+        <w:t>znižuje</w:t>
+      </w:r>
+      <w:proofErr w:type="spellEnd"/>
+      <w:r>
+        <w:rPr>
+          <w:rFonts w:ascii="Tahoma" w:hAnsi="Tahoma" w:cs="Tahoma"/>
+        </w:rPr>
+        <w:t xml:space="preserve"> runtime </w:t>
       </w:r>
       <w:proofErr w:type="spellStart"/>
       <w:r>
@@ -6478,13 +6530,7 @@
           <w:rFonts w:ascii="Tahoma" w:hAnsi="Tahoma" w:cs="Tahoma"/>
         </w:rPr>
         <w:lastRenderedPageBreak/>
-        <w:t>4</w:t>
-      </w:r>
-      <w:r>
-        <w:rPr>
-          <w:rFonts w:ascii="Tahoma" w:hAnsi="Tahoma" w:cs="Tahoma"/>
-        </w:rPr>
-        <w:t xml:space="preserve">. Backend </w:t>
+        <w:t xml:space="preserve">4. Backend </w:t>
       </w:r>
       <w:proofErr w:type="spellStart"/>
       <w:r>
@@ -6554,13 +6600,7 @@
         <w:rPr>
           <w:rFonts w:ascii="Tahoma" w:hAnsi="Tahoma" w:cs="Tahoma"/>
         </w:rPr>
-        <w:t>4.1</w:t>
-      </w:r>
-      <w:r>
-        <w:rPr>
-          <w:rFonts w:ascii="Tahoma" w:hAnsi="Tahoma" w:cs="Tahoma"/>
-        </w:rPr>
-        <w:t>. Databáza a dáta</w:t>
+        <w:t>4.1. Databáza a dáta</w:t>
       </w:r>
       <w:bookmarkEnd w:id="11"/>
     </w:p>
@@ -7044,21 +7084,7 @@
           <w:rFonts w:ascii="Tahoma" w:hAnsi="Tahoma" w:cs="Tahoma"/>
           <w:lang w:val="pl-PL"/>
         </w:rPr>
-        <w:t xml:space="preserve">Diagram popisuje dátové objekty, ktoré </w:t>
-      </w:r>
-      <w:r>
-        <w:rPr>
-          <w:rFonts w:ascii="Tahoma" w:hAnsi="Tahoma" w:cs="Tahoma"/>
-          <w:lang w:val="pl-PL"/>
-        </w:rPr>
-        <w:t>s</w:t>
-      </w:r>
-      <w:r>
-        <w:rPr>
-          <w:rFonts w:ascii="Tahoma" w:hAnsi="Tahoma" w:cs="Tahoma"/>
-          <w:lang w:val="pl-PL"/>
-        </w:rPr>
-        <w:t>ú uložené v samostatných tabuľkách a základné vzťahy medzi nimi. Multi tenancy je zabezpečená v rámci tabulky, single schema, každá tabuľka má tennantIt PK.</w:t>
+        <w:t>Diagram popisuje dátové objekty, ktoré sú uložené v samostatných tabuľkách a základné vzťahy medzi nimi. Multi tenancy je zabezpečená v rámci tabulky, single schema, každá tabuľka má tennantIt PK.</w:t>
       </w:r>
     </w:p>
     <w:p>
@@ -7138,13 +7164,7 @@
         <w:rPr>
           <w:rFonts w:ascii="Tahoma" w:hAnsi="Tahoma" w:cs="Tahoma"/>
         </w:rPr>
-        <w:t>4.2</w:t>
-      </w:r>
-      <w:r>
-        <w:rPr>
-          <w:rFonts w:ascii="Tahoma" w:hAnsi="Tahoma" w:cs="Tahoma"/>
-        </w:rPr>
-        <w:t>. Integrácie</w:t>
+        <w:t>4.2. Integrácie</w:t>
       </w:r>
       <w:bookmarkEnd w:id="12"/>
     </w:p>
@@ -7256,7 +7276,49 @@
         <w:rPr>
           <w:rFonts w:ascii="Tahoma" w:hAnsi="Tahoma" w:cs="Tahoma"/>
         </w:rPr>
-        <w:t xml:space="preserve">Integrácie pokrývajú celý životný cyklus registrácie a komunikácie s predajcami; automatizácia (webhooky, </w:t>
+        <w:t xml:space="preserve">Integrácie pokrývajú celý životný cyklus registrácie a komunikácie s </w:t>
+      </w:r>
+      <w:proofErr w:type="spellStart"/>
+      <w:r>
+        <w:rPr>
+          <w:rFonts w:ascii="Tahoma" w:hAnsi="Tahoma" w:cs="Tahoma"/>
+        </w:rPr>
+        <w:t>predajcami</w:t>
+      </w:r>
+      <w:proofErr w:type="spellEnd"/>
+      <w:r>
+        <w:rPr>
+          <w:rFonts w:ascii="Tahoma" w:hAnsi="Tahoma" w:cs="Tahoma"/>
+        </w:rPr>
+        <w:t xml:space="preserve">; </w:t>
+      </w:r>
+      <w:proofErr w:type="spellStart"/>
+      <w:r>
+        <w:rPr>
+          <w:rFonts w:ascii="Tahoma" w:hAnsi="Tahoma" w:cs="Tahoma"/>
+        </w:rPr>
+        <w:t>automatizácia</w:t>
+      </w:r>
+      <w:proofErr w:type="spellEnd"/>
+      <w:r>
+        <w:rPr>
+          <w:rFonts w:ascii="Tahoma" w:hAnsi="Tahoma" w:cs="Tahoma"/>
+        </w:rPr>
+        <w:t xml:space="preserve"> (</w:t>
+      </w:r>
+      <w:proofErr w:type="spellStart"/>
+      <w:r>
+        <w:rPr>
+          <w:rFonts w:ascii="Tahoma" w:hAnsi="Tahoma" w:cs="Tahoma"/>
+        </w:rPr>
+        <w:t>webhooky</w:t>
+      </w:r>
+      <w:proofErr w:type="spellEnd"/>
+      <w:r>
+        <w:rPr>
+          <w:rFonts w:ascii="Tahoma" w:hAnsi="Tahoma" w:cs="Tahoma"/>
+        </w:rPr>
+        <w:t xml:space="preserve">, </w:t>
       </w:r>
       <w:proofErr w:type="spellStart"/>
       <w:r>
@@ -7588,6 +7650,7 @@
       <w:r>
         <w:rPr>
           <w:rFonts w:ascii="Tahoma" w:hAnsi="Tahoma" w:cs="Tahoma"/>
+          <w:noProof/>
         </w:rPr>
         <w:drawing>
           <wp:inline distT="0" distB="0" distL="0" distR="0" wp14:anchorId="70B12A4A" wp14:editId="7F2F4A61">
@@ -7651,13 +7714,7 @@
         <w:rPr>
           <w:rFonts w:ascii="Tahoma" w:hAnsi="Tahoma" w:cs="Tahoma"/>
         </w:rPr>
-        <w:t>5</w:t>
-      </w:r>
-      <w:r>
-        <w:rPr>
-          <w:rFonts w:ascii="Tahoma" w:hAnsi="Tahoma" w:cs="Tahoma"/>
-        </w:rPr>
-        <w:t xml:space="preserve">. </w:t>
+        <w:t xml:space="preserve">5. </w:t>
       </w:r>
       <w:proofErr w:type="spellStart"/>
       <w:r>
@@ -7889,21 +7946,12 @@
     <w:p>
       <w:pPr>
         <w:pStyle w:val="Heading3"/>
-        <w:rPr>
-          <w:lang w:val="pl-PL"/>
-        </w:rPr>
       </w:pPr>
       <w:bookmarkStart w:id="15" w:name="_Toc217048837"/>
       <w:r>
-        <w:rPr>
-          <w:lang w:val="pl-PL"/>
-        </w:rPr>
         <w:t xml:space="preserve">5.1. </w:t>
       </w:r>
       <w:r>
-        <w:rPr>
-          <w:lang w:val="pl-PL"/>
-        </w:rPr>
         <w:t>Autorizácia</w:t>
       </w:r>
       <w:bookmarkEnd w:id="15"/>
@@ -7972,15 +8020,7 @@
       <w:proofErr w:type="spellEnd"/>
     </w:p>
     <w:p>
-      <w:pPr>
-        <w:rPr>
-          <w:lang w:val="pl-PL"/>
-        </w:rPr>
-      </w:pPr>
-      <w:r>
-        <w:rPr>
-          <w:lang w:val="pl-PL"/>
-        </w:rPr>
+      <w:r>
         <w:t>Používatelia sú rozdelení do troch rolí:</w:t>
       </w:r>
     </w:p>
@@ -7990,22 +8030,15 @@
           <w:ilvl w:val="0"/>
           <w:numId w:val="40"/>
         </w:numPr>
-        <w:rPr>
-          <w:lang w:val="pl-PL"/>
-        </w:rPr>
       </w:pPr>
       <w:r>
         <w:rPr>
           <w:b/>
           <w:bCs/>
-          <w:lang w:val="pl-PL"/>
         </w:rPr>
         <w:t>Používateľ</w:t>
       </w:r>
       <w:r>
-        <w:rPr>
-          <w:lang w:val="pl-PL"/>
-        </w:rPr>
         <w:t> - Predajca s prístupom len k vlastným dátam</w:t>
       </w:r>
     </w:p>
@@ -8015,23 +8048,16 @@
           <w:ilvl w:val="0"/>
           <w:numId w:val="40"/>
         </w:numPr>
-        <w:rPr>
-          <w:lang w:val="pl-PL"/>
-        </w:rPr>
       </w:pPr>
       <w:r>
         <w:rPr>
           <w:b/>
           <w:bCs/>
-          <w:lang w:val="pl-PL"/>
         </w:rPr>
         <w:lastRenderedPageBreak/>
         <w:t>Administrátor</w:t>
       </w:r>
       <w:r>
-        <w:rPr>
-          <w:lang w:val="pl-PL"/>
-        </w:rPr>
         <w:t> - Správca podujatia s prístupom k všetkým dátam svojho mesta</w:t>
       </w:r>
     </w:p>
@@ -8515,6 +8541,7 @@
       <w:r>
         <w:rPr>
           <w:rFonts w:ascii="Tahoma" w:hAnsi="Tahoma" w:cs="Tahoma"/>
+          <w:noProof/>
         </w:rPr>
         <w:drawing>
           <wp:inline distT="0" distB="0" distL="0" distR="0" wp14:anchorId="216DFAD4" wp14:editId="00053E19">
@@ -8597,6 +8624,7 @@
       <w:r>
         <w:rPr>
           <w:rFonts w:ascii="Tahoma" w:hAnsi="Tahoma" w:cs="Tahoma"/>
+          <w:noProof/>
         </w:rPr>
         <w:drawing>
           <wp:inline distT="0" distB="0" distL="0" distR="0" wp14:anchorId="133C5F2D" wp14:editId="642C079E">
@@ -9296,23 +9324,14 @@
         <w:pStyle w:val="Heading1"/>
         <w:rPr>
           <w:rFonts w:ascii="Tahoma" w:hAnsi="Tahoma" w:cs="Tahoma"/>
-          <w:lang w:val="pl-PL"/>
         </w:rPr>
       </w:pPr>
       <w:bookmarkStart w:id="19" w:name="_Toc217048841"/>
       <w:r>
         <w:rPr>
           <w:rFonts w:ascii="Tahoma" w:hAnsi="Tahoma" w:cs="Tahoma"/>
-          <w:lang w:val="pl-PL"/>
-        </w:rPr>
-        <w:t>6</w:t>
-      </w:r>
-      <w:r>
-        <w:rPr>
-          <w:rFonts w:ascii="Tahoma" w:hAnsi="Tahoma" w:cs="Tahoma"/>
-          <w:lang w:val="pl-PL"/>
-        </w:rPr>
-        <w:t>. Build, nasadenie a CI/CD</w:t>
+        </w:rPr>
+        <w:t>6. Build, nasadenie a CI/CD</w:t>
       </w:r>
       <w:bookmarkEnd w:id="19"/>
     </w:p>
@@ -9965,6 +9984,7 @@
       <w:pPr>
         <w:rPr>
           <w:rFonts w:ascii="Tahoma" w:hAnsi="Tahoma" w:cs="Tahoma"/>
+          <w:lang w:val="pl-PL"/>
         </w:rPr>
       </w:pPr>
       <w:r>
@@ -9972,54 +9992,30 @@
           <w:rFonts w:ascii="Tahoma" w:hAnsi="Tahoma" w:cs="Tahoma"/>
           <w:b/>
           <w:bCs/>
+          <w:lang w:val="pl-PL"/>
         </w:rPr>
         <w:t xml:space="preserve">dev </w:t>
       </w:r>
       <w:r>
         <w:rPr>
           <w:rFonts w:ascii="Tahoma" w:hAnsi="Tahoma" w:cs="Tahoma"/>
-        </w:rPr>
-        <w:t xml:space="preserve">subscription → </w:t>
-      </w:r>
-      <w:proofErr w:type="spellStart"/>
-      <w:r>
-        <w:rPr>
-          <w:rFonts w:ascii="Tahoma" w:hAnsi="Tahoma" w:cs="Tahoma"/>
-        </w:rPr>
-        <w:t>bude</w:t>
-      </w:r>
-      <w:proofErr w:type="spellEnd"/>
-      <w:r>
-        <w:rPr>
-          <w:rFonts w:ascii="Tahoma" w:hAnsi="Tahoma" w:cs="Tahoma"/>
-        </w:rPr>
-        <w:t xml:space="preserve"> </w:t>
-      </w:r>
-      <w:proofErr w:type="spellStart"/>
-      <w:r>
-        <w:rPr>
-          <w:rFonts w:ascii="Tahoma" w:hAnsi="Tahoma" w:cs="Tahoma"/>
-        </w:rPr>
-        <w:t>obsluhovať</w:t>
-      </w:r>
-      <w:proofErr w:type="spellEnd"/>
-      <w:r>
-        <w:rPr>
-          <w:rFonts w:ascii="Tahoma" w:hAnsi="Tahoma" w:cs="Tahoma"/>
-        </w:rPr>
-        <w:t xml:space="preserve"> </w:t>
+          <w:lang w:val="pl-PL"/>
+        </w:rPr>
+        <w:t xml:space="preserve">subscription → bude obsluhovať </w:t>
       </w:r>
       <w:r>
         <w:rPr>
           <w:rFonts w:ascii="Tahoma" w:hAnsi="Tahoma" w:cs="Tahoma"/>
           <w:b/>
           <w:bCs/>
+          <w:lang w:val="pl-PL"/>
         </w:rPr>
         <w:t>dev</w:t>
       </w:r>
       <w:r>
         <w:rPr>
           <w:rFonts w:ascii="Tahoma" w:hAnsi="Tahoma" w:cs="Tahoma"/>
+          <w:lang w:val="pl-PL"/>
         </w:rPr>
         <w:t>.e-jarmok.sk</w:t>
       </w:r>
@@ -11815,8 +11811,15 @@
       <w:r>
         <w:rPr>
           <w:rFonts w:ascii="Tahoma" w:hAnsi="Tahoma" w:cs="Tahoma"/>
-        </w:rPr>
-        <w:t> "</w:t>
+          <w:lang w:val="sk-SK"/>
+        </w:rPr>
+        <w:t> </w:t>
+      </w:r>
+      <w:r>
+        <w:rPr>
+          <w:rFonts w:ascii="Tahoma" w:hAnsi="Tahoma" w:cs="Tahoma"/>
+        </w:rPr>
+        <w:t>"</w:t>
       </w:r>
       <w:proofErr w:type="spellStart"/>
       <w:proofErr w:type="gramStart"/>
@@ -12108,13 +12111,7 @@
           <w:rFonts w:ascii="Tahoma" w:hAnsi="Tahoma" w:cs="Tahoma"/>
         </w:rPr>
         <w:lastRenderedPageBreak/>
-        <w:t xml:space="preserve">6.2. </w:t>
-      </w:r>
-      <w:r>
-        <w:rPr>
-          <w:rFonts w:ascii="Tahoma" w:hAnsi="Tahoma" w:cs="Tahoma"/>
-        </w:rPr>
-        <w:t>Continuous Integration / Continuous Deployment</w:t>
+        <w:t>6.2. Continuous Integration / Continuous Deployment</w:t>
       </w:r>
       <w:bookmarkEnd w:id="25"/>
     </w:p>
@@ -13574,19 +13571,7 @@
         <w:rPr>
           <w:rFonts w:ascii="Tahoma" w:hAnsi="Tahoma" w:cs="Tahoma"/>
         </w:rPr>
-        <w:t>6.2.</w:t>
-      </w:r>
-      <w:r>
-        <w:rPr>
-          <w:rFonts w:ascii="Tahoma" w:hAnsi="Tahoma" w:cs="Tahoma"/>
-        </w:rPr>
-        <w:t>3</w:t>
-      </w:r>
-      <w:r>
-        <w:rPr>
-          <w:rFonts w:ascii="Tahoma" w:hAnsi="Tahoma" w:cs="Tahoma"/>
-        </w:rPr>
-        <w:t xml:space="preserve">. </w:t>
+        <w:t xml:space="preserve">6.2.3. </w:t>
       </w:r>
       <w:proofErr w:type="spellStart"/>
       <w:r>
@@ -13727,19 +13712,7 @@
         <w:rPr>
           <w:rFonts w:ascii="Tahoma" w:hAnsi="Tahoma" w:cs="Tahoma"/>
         </w:rPr>
-        <w:t>6.2.</w:t>
-      </w:r>
-      <w:r>
-        <w:rPr>
-          <w:rFonts w:ascii="Tahoma" w:hAnsi="Tahoma" w:cs="Tahoma"/>
-        </w:rPr>
-        <w:t>3</w:t>
-      </w:r>
-      <w:r>
-        <w:rPr>
-          <w:rFonts w:ascii="Tahoma" w:hAnsi="Tahoma" w:cs="Tahoma"/>
-        </w:rPr>
-        <w:t xml:space="preserve">. </w:t>
+        <w:t xml:space="preserve">6.2.3. </w:t>
       </w:r>
       <w:r>
         <w:rPr>
@@ -13945,7 +13918,6 @@
         <w:pStyle w:val="Heading1"/>
         <w:rPr>
           <w:rFonts w:ascii="Tahoma" w:hAnsi="Tahoma" w:cs="Tahoma"/>
-          <w:lang w:val="pl-PL"/>
         </w:rPr>
       </w:pPr>
       <w:bookmarkStart w:id="30" w:name="_Toc217048852"/>
@@ -13958,14 +13930,12 @@
       <w:r>
         <w:rPr>
           <w:rFonts w:ascii="Tahoma" w:hAnsi="Tahoma" w:cs="Tahoma"/>
-          <w:lang w:val="pl-PL"/>
         </w:rPr>
         <w:t xml:space="preserve">. Pulumi Azure </w:t>
       </w:r>
       <w:r>
         <w:rPr>
           <w:rFonts w:ascii="Tahoma" w:hAnsi="Tahoma" w:cs="Tahoma"/>
-          <w:lang w:val="pl-PL"/>
         </w:rPr>
         <w:t>nasadenie aplikácie</w:t>
       </w:r>
@@ -13975,27 +13945,23 @@
       <w:pPr>
         <w:rPr>
           <w:rFonts w:ascii="Tahoma" w:hAnsi="Tahoma" w:cs="Tahoma"/>
-          <w:lang w:val="pl-PL"/>
-        </w:rPr>
-      </w:pPr>
-      <w:r>
-        <w:rPr>
-          <w:rFonts w:ascii="Tahoma" w:hAnsi="Tahoma" w:cs="Tahoma"/>
-          <w:lang w:val="pl-PL"/>
+        </w:rPr>
+      </w:pPr>
+      <w:r>
+        <w:rPr>
+          <w:rFonts w:ascii="Tahoma" w:hAnsi="Tahoma" w:cs="Tahoma"/>
         </w:rPr>
         <w:t xml:space="preserve">Táto sekcia popisuje manuálny postup deployu infraštruktúrneho stacku do Azure bez potreby Pulumi SaaS, s použitím Azure Blob Storage ako backendu pre </w:t>
       </w:r>
       <w:r>
         <w:rPr>
           <w:rFonts w:ascii="Tahoma" w:hAnsi="Tahoma" w:cs="Tahoma"/>
-          <w:lang w:val="pl-PL"/>
         </w:rPr>
         <w:t>uloženie stavu</w:t>
       </w:r>
       <w:r>
         <w:rPr>
           <w:rFonts w:ascii="Tahoma" w:hAnsi="Tahoma" w:cs="Tahoma"/>
-          <w:lang w:val="pl-PL"/>
         </w:rPr>
         <w:t>.</w:t>
       </w:r>
@@ -14190,10 +14156,7 @@
       </w:r>
       <w:proofErr w:type="spellStart"/>
       <w:r>
-        <w:t>Project</w:t>
-      </w:r>
-      <w:r>
-        <w:t>u</w:t>
+        <w:t>Projectu</w:t>
       </w:r>
       <w:bookmarkEnd w:id="32"/>
       <w:proofErr w:type="spellEnd"/>
@@ -14243,7 +14206,23 @@
           <w:rFonts w:ascii="Tahoma" w:hAnsi="Tahoma" w:cs="Tahoma"/>
           <w:sz w:val="20"/>
         </w:rPr>
-        <w:t xml:space="preserve"># Vytvorenie storage </w:t>
+        <w:t xml:space="preserve"># </w:t>
+      </w:r>
+      <w:proofErr w:type="spellStart"/>
+      <w:r>
+        <w:rPr>
+          <w:rFonts w:ascii="Tahoma" w:hAnsi="Tahoma" w:cs="Tahoma"/>
+          <w:sz w:val="20"/>
+        </w:rPr>
+        <w:t>Vytvorenie</w:t>
+      </w:r>
+      <w:proofErr w:type="spellEnd"/>
+      <w:r>
+        <w:rPr>
+          <w:rFonts w:ascii="Tahoma" w:hAnsi="Tahoma" w:cs="Tahoma"/>
+          <w:sz w:val="20"/>
+        </w:rPr>
+        <w:t xml:space="preserve"> storage </w:t>
       </w:r>
       <w:proofErr w:type="spellStart"/>
       <w:r>
@@ -14415,10 +14394,7 @@
       </w:pPr>
       <w:bookmarkStart w:id="33" w:name="_Toc217048855"/>
       <w:r>
-        <w:t>7.1.</w:t>
-      </w:r>
-      <w:r>
-        <w:t xml:space="preserve">2 </w:t>
+        <w:t xml:space="preserve">7.1.2 </w:t>
       </w:r>
       <w:r>
         <w:rPr>
@@ -14454,14 +14430,12 @@
       <w:pPr>
         <w:rPr>
           <w:rFonts w:ascii="Tahoma" w:hAnsi="Tahoma" w:cs="Tahoma"/>
-          <w:lang w:val="pl-PL"/>
         </w:rPr>
       </w:pPr>
       <w:r>
         <w:rPr>
           <w:rFonts w:ascii="Tahoma" w:hAnsi="Tahoma" w:cs="Tahoma"/>
           <w:sz w:val="20"/>
-          <w:lang w:val="pl-PL"/>
         </w:rPr>
         <w:t># Vytvorenie nového stacku (dev/prod)</w:t>
       </w:r>
@@ -14549,10 +14523,7 @@
       </w:pPr>
       <w:bookmarkStart w:id="34" w:name="_Toc217048856"/>
       <w:r>
-        <w:t>7.1.</w:t>
-      </w:r>
-      <w:r>
-        <w:t>3</w:t>
+        <w:t>7.1.3</w:t>
       </w:r>
       <w:r>
         <w:rPr>
@@ -14640,10 +14611,7 @@
       <w:bookmarkStart w:id="35" w:name="_Toc217048857"/>
       <w:r>
         <w:lastRenderedPageBreak/>
-        <w:t>7.</w:t>
-      </w:r>
-      <w:r>
-        <w:t xml:space="preserve">2 </w:t>
+        <w:t xml:space="preserve">7.2 </w:t>
       </w:r>
       <w:proofErr w:type="spellStart"/>
       <w:r>
@@ -14829,7 +14797,35 @@
         <w:rPr>
           <w:rFonts w:ascii="Tahoma" w:hAnsi="Tahoma" w:cs="Tahoma"/>
         </w:rPr>
-        <w:t xml:space="preserve"> plôch, heatmapy, export PDF/Excel.</w:t>
+        <w:t xml:space="preserve"> </w:t>
+      </w:r>
+      <w:proofErr w:type="spellStart"/>
+      <w:r>
+        <w:rPr>
+          <w:rFonts w:ascii="Tahoma" w:hAnsi="Tahoma" w:cs="Tahoma"/>
+        </w:rPr>
+        <w:t>plôch</w:t>
+      </w:r>
+      <w:proofErr w:type="spellEnd"/>
+      <w:r>
+        <w:rPr>
+          <w:rFonts w:ascii="Tahoma" w:hAnsi="Tahoma" w:cs="Tahoma"/>
+        </w:rPr>
+        <w:t xml:space="preserve">, </w:t>
+      </w:r>
+      <w:proofErr w:type="spellStart"/>
+      <w:r>
+        <w:rPr>
+          <w:rFonts w:ascii="Tahoma" w:hAnsi="Tahoma" w:cs="Tahoma"/>
+        </w:rPr>
+        <w:t>heatmapy</w:t>
+      </w:r>
+      <w:proofErr w:type="spellEnd"/>
+      <w:r>
+        <w:rPr>
+          <w:rFonts w:ascii="Tahoma" w:hAnsi="Tahoma" w:cs="Tahoma"/>
+        </w:rPr>
+        <w:t>, export PDF/Excel.</w:t>
       </w:r>
     </w:p>
     <w:p>
@@ -14885,20 +14881,17 @@
       <w:pPr>
         <w:rPr>
           <w:rFonts w:ascii="Tahoma" w:hAnsi="Tahoma" w:cs="Tahoma"/>
-          <w:lang w:val="pl-PL"/>
-        </w:rPr>
-      </w:pPr>
-      <w:r>
-        <w:rPr>
-          <w:rFonts w:ascii="Tahoma" w:hAnsi="Tahoma" w:cs="Tahoma"/>
-          <w:lang w:val="pl-PL"/>
+        </w:rPr>
+      </w:pPr>
+      <w:r>
+        <w:rPr>
+          <w:rFonts w:ascii="Tahoma" w:hAnsi="Tahoma" w:cs="Tahoma"/>
         </w:rPr>
         <w:t>Dokumentácia: https://api.e-jarmok.sk/docs (Swagger UI</w:t>
       </w:r>
       <w:r>
         <w:rPr>
           <w:rFonts w:ascii="Tahoma" w:hAnsi="Tahoma" w:cs="Tahoma"/>
-          <w:lang w:val="pl-PL"/>
         </w:rPr>
         <w:t>)</w:t>
       </w:r>
@@ -14977,7 +14970,49 @@
         <w:rPr>
           <w:rFonts w:ascii="Tahoma" w:hAnsi="Tahoma" w:cs="Tahoma"/>
         </w:rPr>
-        <w:t>/stalls/*, /api/reservations/*, /api/users/*, /api/payments/*, /api/documents/*, /api/translations/*.</w:t>
+        <w:t>/stalls/*, /</w:t>
+      </w:r>
+      <w:proofErr w:type="spellStart"/>
+      <w:r>
+        <w:rPr>
+          <w:rFonts w:ascii="Tahoma" w:hAnsi="Tahoma" w:cs="Tahoma"/>
+        </w:rPr>
+        <w:t>api</w:t>
+      </w:r>
+      <w:proofErr w:type="spellEnd"/>
+      <w:r>
+        <w:rPr>
+          <w:rFonts w:ascii="Tahoma" w:hAnsi="Tahoma" w:cs="Tahoma"/>
+        </w:rPr>
+        <w:t>/reservations/*, /</w:t>
+      </w:r>
+      <w:proofErr w:type="spellStart"/>
+      <w:r>
+        <w:rPr>
+          <w:rFonts w:ascii="Tahoma" w:hAnsi="Tahoma" w:cs="Tahoma"/>
+        </w:rPr>
+        <w:t>api</w:t>
+      </w:r>
+      <w:proofErr w:type="spellEnd"/>
+      <w:r>
+        <w:rPr>
+          <w:rFonts w:ascii="Tahoma" w:hAnsi="Tahoma" w:cs="Tahoma"/>
+        </w:rPr>
+        <w:t>/users/*, /</w:t>
+      </w:r>
+      <w:proofErr w:type="spellStart"/>
+      <w:r>
+        <w:rPr>
+          <w:rFonts w:ascii="Tahoma" w:hAnsi="Tahoma" w:cs="Tahoma"/>
+        </w:rPr>
+        <w:t>api</w:t>
+      </w:r>
+      <w:proofErr w:type="spellEnd"/>
+      <w:r>
+        <w:rPr>
+          <w:rFonts w:ascii="Tahoma" w:hAnsi="Tahoma" w:cs="Tahoma"/>
+        </w:rPr>
+        <w:t>/payments/*, /api/documents/*, /api/translations/*.</w:t>
       </w:r>
     </w:p>
     <w:p>
@@ -15222,20 +15257,16 @@
         <w:pStyle w:val="Heading1"/>
         <w:rPr>
           <w:rFonts w:ascii="Tahoma" w:hAnsi="Tahoma" w:cs="Tahoma"/>
+          <w:lang w:val="pl-PL"/>
         </w:rPr>
       </w:pPr>
       <w:bookmarkStart w:id="42" w:name="_Toc217048864"/>
       <w:r>
         <w:rPr>
           <w:rFonts w:ascii="Tahoma" w:hAnsi="Tahoma" w:cs="Tahoma"/>
-        </w:rPr>
-        <w:t>14</w:t>
-      </w:r>
-      <w:r>
-        <w:rPr>
-          <w:rFonts w:ascii="Tahoma" w:hAnsi="Tahoma" w:cs="Tahoma"/>
-        </w:rPr>
-        <w:t>. Kontakt a podpora</w:t>
+          <w:lang w:val="pl-PL"/>
+        </w:rPr>
+        <w:t>14. Kontakt a podpora</w:t>
       </w:r>
       <w:bookmarkEnd w:id="42"/>
     </w:p>
@@ -19732,6 +19763,7 @@
   <w:style w:type="character" w:default="1" w:styleId="DefaultParagraphFont">
     <w:name w:val="Default Paragraph Font"/>
     <w:uiPriority w:val="1"/>
+    <w:semiHidden/>
     <w:unhideWhenUsed/>
   </w:style>
   <w:style w:type="table" w:default="1" w:styleId="TableNormal">
